--- a/docs/gobernanza/Etapa0_Gobernanza_para_firma.docx
+++ b/docs/gobernanza/Etapa0_Gobernanza_para_firma.docx
@@ -464,7 +464,7 @@
         <w:t xml:space="preserve">Firmar la constancia</w:t>
       </w:r>
       <w:r>
-        <w:t xml:space="preserve"> de la sección 3. Tiene tres partes que se marcan por separado: la apertura de 2024 (A), los incidentes declarados después (B) y la enmienda 01 (C).</w:t>
+        <w:t xml:space="preserve"> de la sección 3. Tiene tres partes que se marcan por separado: la ratificación de la apertura de 2024 (A), los incidentes declarados después (B) y la enmienda 01 (C).</w:t>
       </w:r>
     </w:p>
     <w:p>
@@ -990,7 +990,7 @@
                 <w:sz w:val="19"/>
                 <w:szCs w:val="19"/>
               </w:rPr>
-              <w:t xml:space="preserve">Registro completo, I-01 a I-09, con evidencia, impacto y medida (Anexo C)</w:t>
+              <w:t xml:space="preserve">Registro completo, I-01 a I-10, con evidencia, impacto y medida (Anexo C)</w:t>
             </w:r>
           </w:p>
         </w:tc>
@@ -1088,7 +1088,7 @@
                 <w:sz w:val="19"/>
                 <w:szCs w:val="19"/>
               </w:rPr>
-              <w:t xml:space="preserve">Plantilla en la sección 3</w:t>
+              <w:t xml:space="preserve">Plantilla en la sección 3. La Parte A es una ratificación posterior, porque la aprobación del profesor llegó después de conocer los resultados (I-10)</w:t>
             </w:r>
           </w:p>
         </w:tc>
@@ -1334,7 +1334,48 @@
         <w:pStyle w:val="Heading2"/>
       </w:pPr>
       <w:r>
-        <w:t xml:space="preserve">Parte A. Apertura del desenlace de 2024 (19-10-2026)</w:t>
+        <w:t xml:space="preserve">Parte A. Apertura del desenlace de 2024: ratificación posterior</w:t>
+      </w:r>
+    </w:p>
+    <w:p>
+      <w:pPr>
+        <w:spacing w:after="120" w:line="276"/>
+      </w:pPr>
+      <w:r>
+        <w:t xml:space="preserve">La apertura se hizo el 19-10-2026 a las 13:04 UTC con la aprobación informada por el estudiante (</w:t>
+      </w:r>
+      <w:r>
+        <w:rPr>
+          <w:rFonts w:ascii="Consolas" w:cs="Consolas" w:eastAsia="Consolas" w:hAnsi="Consolas"/>
+          <w:sz w:val="19"/>
+          <w:szCs w:val="19"/>
+        </w:rPr>
+        <w:t xml:space="preserve">autorizacion_apertura_2024.txt</w:t>
+      </w:r>
+      <w:r>
+        <w:t xml:space="preserve">). Mi autorización escrita es posterior y la doy </w:t>
+      </w:r>
+      <w:r>
+        <w:rPr>
+          <w:b/>
+          <w:bCs/>
+        </w:rPr>
+        <w:t xml:space="preserve">conociendo ya los resultados de 2024</w:t>
+      </w:r>
+      <w:r>
+        <w:t xml:space="preserve"> (incidente I-10).</w:t>
+      </w:r>
+    </w:p>
+    <w:p>
+      <w:pPr>
+        <w:spacing w:after="120" w:before="120"/>
+      </w:pPr>
+      <w:r>
+        <w:rPr>
+          <w:sz w:val="21"/>
+          <w:szCs w:val="21"/>
+        </w:rPr>
+        <w:t xml:space="preserve">Fecha en que di mi aprobación por primera vez (de palabra o por escrito): _______________</w:t>
       </w:r>
     </w:p>
     <w:p>
@@ -1351,17 +1392,18 @@
         <w:t xml:space="preserve">☐  </w:t>
       </w:r>
       <w:r>
-        <w:t xml:space="preserve">Autoricé, antes de las 13:04 UTC del 19-10-2026, </w:t>
+        <w:t xml:space="preserve">Ratifico la apertura única del desenlace de 2024 bajo el protocolo pre-registrado v1.0 (huella 5624bdae5dad1205081c7765d16046890f5c460667031b336dc21c1e02d42256). También ratifico las decisiones D1 a D9 del plan de la Fase 5 (</w:t>
       </w:r>
       <w:r>
         <w:rPr>
-          <w:b/>
-          <w:bCs/>
+          <w:rFonts w:ascii="Consolas" w:cs="Consolas" w:eastAsia="Consolas" w:hAnsi="Consolas"/>
+          <w:sz w:val="19"/>
+          <w:szCs w:val="19"/>
         </w:rPr>
-        <w:t xml:space="preserve">una única lectura</w:t>
-      </w:r>
-      <w:r>
-        <w:t xml:space="preserve"> del desenlace de 2024 para construir las cohortes D y E, bajo el protocolo pre-registrado v1.0 (huella 5624bdae5dad1205081c7765d16046890f5c460667031b336dc21c1e02d42256).</w:t>
+        <w:t xml:space="preserve">DECISIONES_FASE5.md</w:t>
+      </w:r>
+      <w:r>
+        <w:t xml:space="preserve">); la sensibilidad 2020–2021 (D4) quedó fuera de esa fase.</w:t>
       </w:r>
     </w:p>
     <w:p>
@@ -1378,18 +1420,7 @@
         <w:t xml:space="preserve">☐  </w:t>
       </w:r>
       <w:r>
-        <w:t xml:space="preserve">Aprobé las decisiones D1 a D9 del plan de la Fase 5 (</w:t>
-      </w:r>
-      <w:r>
-        <w:rPr>
-          <w:rFonts w:ascii="Consolas" w:cs="Consolas" w:eastAsia="Consolas" w:hAnsi="Consolas"/>
-          <w:sz w:val="19"/>
-          <w:szCs w:val="19"/>
-        </w:rPr>
-        <w:t xml:space="preserve">DECISIONES_FASE5.md</w:t>
-      </w:r>
-      <w:r>
-        <w:t xml:space="preserve">). La sensibilidad 2020–2021 (D4) quedó fuera de esa fase.</w:t>
+        <w:t xml:space="preserve">Conozco la lectura directa del esquema del archivo sellado (incidente I-05).</w:t>
       </w:r>
     </w:p>
     <w:p>
@@ -1406,7 +1437,34 @@
         <w:t xml:space="preserve">☐  </w:t>
       </w:r>
       <w:r>
-        <w:t xml:space="preserve">Antes de autorizar, me informaron de la lectura directa del esquema del archivo sellado (incidente I-05).</w:t>
+        <w:rPr>
+          <w:b/>
+          <w:bCs/>
+        </w:rPr>
+        <w:t xml:space="preserve">No</w:t>
+      </w:r>
+      <w:r>
+        <w:t xml:space="preserve"> ratifico la apertura.</w:t>
+      </w:r>
+    </w:p>
+    <w:p>
+      <w:pPr>
+        <w:spacing w:after="120" w:before="120"/>
+      </w:pPr>
+      <w:r>
+        <w:rPr>
+          <w:sz w:val="21"/>
+          <w:szCs w:val="21"/>
+        </w:rPr>
+        <w:t xml:space="preserve">Observaciones: ______________________________________________________________</w:t>
+      </w:r>
+    </w:p>
+    <w:p>
+      <w:pPr>
+        <w:pStyle w:val="Heading2"/>
+      </w:pPr>
+      <w:r>
+        <w:t xml:space="preserve">Parte B. Incidentes y desviaciones declarados después de la apertura</w:t>
       </w:r>
     </w:p>
     <w:p>
@@ -1423,34 +1481,7 @@
         <w:t xml:space="preserve">☐  </w:t>
       </w:r>
       <w:r>
-        <w:rPr>
-          <w:b/>
-          <w:bCs/>
-        </w:rPr>
-        <w:t xml:space="preserve">No</w:t>
-      </w:r>
-      <w:r>
-        <w:t xml:space="preserve"> autoricé la apertura en esos términos.</w:t>
-      </w:r>
-    </w:p>
-    <w:p>
-      <w:pPr>
-        <w:spacing w:after="120" w:before="120"/>
-      </w:pPr>
-      <w:r>
-        <w:rPr>
-          <w:sz w:val="21"/>
-          <w:szCs w:val="21"/>
-        </w:rPr>
-        <w:t xml:space="preserve">Observaciones: ______________________________________________________________</w:t>
-      </w:r>
-    </w:p>
-    <w:p>
-      <w:pPr>
-        <w:pStyle w:val="Heading2"/>
-      </w:pPr>
-      <w:r>
-        <w:t xml:space="preserve">Parte B. Incidentes y desviaciones declarados después de la apertura</w:t>
+        <w:t xml:space="preserve">Conozco el registro de incidentes I-01 a I-10 (Anexo C). Entre ellos está la evaluación de un prototipo anterior en 2024, el 27-09-2026 (I-01).</w:t>
       </w:r>
     </w:p>
     <w:p>
@@ -1467,7 +1498,81 @@
         <w:t xml:space="preserve">☐  </w:t>
       </w:r>
       <w:r>
-        <w:t xml:space="preserve">Conozco el registro de incidentes I-01 a I-09 (Anexo C). Entre ellos está la evaluación de un prototipo anterior en 2024, el 27-09-2026 (I-01).</w:t>
+        <w:t xml:space="preserve">Conozco la tabla de versiones y desviaciones de la Fase 1 (Anexo B). En ella, la versión v4 se presenta como enmienda posterior a la apertura.</w:t>
+      </w:r>
+    </w:p>
+    <w:p>
+      <w:pPr>
+        <w:spacing w:after="120" w:before="120"/>
+      </w:pPr>
+      <w:r>
+        <w:rPr>
+          <w:sz w:val="21"/>
+          <w:szCs w:val="21"/>
+        </w:rPr>
+        <w:t xml:space="preserve">Observaciones: ______________________________________________________________</w:t>
+      </w:r>
+    </w:p>
+    <w:p>
+      <w:pPr>
+        <w:pStyle w:val="Heading2"/>
+      </w:pPr>
+      <w:r>
+        <w:t xml:space="preserve">Parte C. Enmienda 01 al protocolo de la Fase 5</w:t>
+      </w:r>
+    </w:p>
+    <w:p>
+      <w:pPr>
+        <w:spacing w:after="120" w:line="276"/>
+      </w:pPr>
+      <w:r>
+        <w:t xml:space="preserve">Huellas del texto aprobado. Las imprime </w:t>
+      </w:r>
+      <w:r>
+        <w:rPr>
+          <w:rFonts w:ascii="Consolas" w:cs="Consolas" w:eastAsia="Consolas" w:hAnsi="Consolas"/>
+          <w:sz w:val="19"/>
+          <w:szCs w:val="19"/>
+        </w:rPr>
+        <w:t xml:space="preserve">python registrar_enmienda.py huellas</w:t>
+      </w:r>
+      <w:r>
+        <w:t xml:space="preserve">, desde </w:t>
+      </w:r>
+      <w:r>
+        <w:rPr>
+          <w:rFonts w:ascii="Consolas" w:cs="Consolas" w:eastAsia="Consolas" w:hAnsi="Consolas"/>
+          <w:sz w:val="19"/>
+          <w:szCs w:val="19"/>
+        </w:rPr>
+        <w:t xml:space="preserve">fase5_evaluacion/</w:t>
+      </w:r>
+      <w:r>
+        <w:t xml:space="preserve">:</w:t>
+      </w:r>
+    </w:p>
+    <w:p>
+      <w:pPr>
+        <w:spacing w:after="120" w:before="120"/>
+      </w:pPr>
+      <w:r>
+        <w:rPr>
+          <w:sz w:val="21"/>
+          <w:szCs w:val="21"/>
+        </w:rPr>
+        <w:t xml:space="preserve">protocolo_fase5_v2.toml: ____________________________________________________</w:t>
+      </w:r>
+    </w:p>
+    <w:p>
+      <w:pPr>
+        <w:spacing w:after="120" w:before="120"/>
+      </w:pPr>
+      <w:r>
+        <w:rPr>
+          <w:sz w:val="21"/>
+          <w:szCs w:val="21"/>
+        </w:rPr>
+        <w:t xml:space="preserve">ENMIENDA_01.md: ____________________________________________________________</w:t>
       </w:r>
     </w:p>
     <w:p>
@@ -1484,98 +1589,7 @@
         <w:t xml:space="preserve">☐  </w:t>
       </w:r>
       <w:r>
-        <w:t xml:space="preserve">Conozco la tabla de versiones y desviaciones de la Fase 1 (Anexo B). En ella, la versión v4 se presenta como enmienda posterior a la apertura.</w:t>
-      </w:r>
-    </w:p>
-    <w:p>
-      <w:pPr>
-        <w:spacing w:after="120" w:before="120"/>
-      </w:pPr>
-      <w:r>
-        <w:rPr>
-          <w:sz w:val="21"/>
-          <w:szCs w:val="21"/>
-        </w:rPr>
-        <w:t xml:space="preserve">Observaciones: ______________________________________________________________</w:t>
-      </w:r>
-    </w:p>
-    <w:p>
-      <w:pPr>
-        <w:pStyle w:val="Heading2"/>
-      </w:pPr>
-      <w:r>
-        <w:t xml:space="preserve">Parte C. Enmienda 01 al protocolo de la Fase 5</w:t>
-      </w:r>
-    </w:p>
-    <w:p>
-      <w:pPr>
-        <w:spacing w:after="120" w:line="276"/>
-      </w:pPr>
-      <w:r>
-        <w:t xml:space="preserve">Huellas del texto aprobado. Las imprime </w:t>
-      </w:r>
-      <w:r>
-        <w:rPr>
-          <w:rFonts w:ascii="Consolas" w:cs="Consolas" w:eastAsia="Consolas" w:hAnsi="Consolas"/>
-          <w:sz w:val="19"/>
-          <w:szCs w:val="19"/>
-        </w:rPr>
-        <w:t xml:space="preserve">python registrar_enmienda.py huellas</w:t>
-      </w:r>
-      <w:r>
-        <w:t xml:space="preserve">, desde </w:t>
-      </w:r>
-      <w:r>
-        <w:rPr>
-          <w:rFonts w:ascii="Consolas" w:cs="Consolas" w:eastAsia="Consolas" w:hAnsi="Consolas"/>
-          <w:sz w:val="19"/>
-          <w:szCs w:val="19"/>
-        </w:rPr>
-        <w:t xml:space="preserve">fase5_evaluacion/</w:t>
-      </w:r>
-      <w:r>
-        <w:t xml:space="preserve">:</w:t>
-      </w:r>
-    </w:p>
-    <w:p>
-      <w:pPr>
-        <w:spacing w:after="120" w:before="120"/>
-      </w:pPr>
-      <w:r>
-        <w:rPr>
-          <w:sz w:val="21"/>
-          <w:szCs w:val="21"/>
-        </w:rPr>
-        <w:t xml:space="preserve">protocolo_fase5_v2.toml: ____________________________________________________</w:t>
-      </w:r>
-    </w:p>
-    <w:p>
-      <w:pPr>
-        <w:spacing w:after="120" w:before="120"/>
-      </w:pPr>
-      <w:r>
-        <w:rPr>
-          <w:sz w:val="21"/>
-          <w:szCs w:val="21"/>
-        </w:rPr>
-        <w:t xml:space="preserve">ENMIENDA_01.md: ____________________________________________________________</w:t>
-      </w:r>
-    </w:p>
-    <w:p>
-      <w:pPr>
-        <w:spacing w:after="90" w:line="264"/>
-        <w:ind w:left="360" w:hanging="360"/>
-      </w:pPr>
-      <w:r>
-        <w:rPr>
-          <w:rFonts w:ascii="Segoe UI Symbol" w:cs="Segoe UI Symbol" w:eastAsia="Segoe UI Symbol" w:hAnsi="Segoe UI Symbol"/>
-          <w:sz w:val="22"/>
-          <w:szCs w:val="22"/>
-        </w:rPr>
-        <w:t xml:space="preserve">☐  </w:t>
-      </w:r>
-      <w:r>
-        <w:t xml:space="preserve">Apruebo la enmienda 01 tal como está.</w:t>
+        <w:t xml:space="preserve">Apruebo la enmienda 01 tal como está, incluida la regla de que sus análisis se informan aunque no mejoren el modelo.</w:t>
       </w:r>
     </w:p>
     <w:p>
@@ -4900,6 +4914,24 @@
     </w:p>
     <w:p>
       <w:pPr>
+        <w:spacing w:after="120" w:line="276"/>
+      </w:pPr>
+      <w:r>
+        <w:t xml:space="preserve">Estos análisis miden si el indicador es robusto y justo; no buscan subir el AUC. Por eso </w:t>
+      </w:r>
+      <w:r>
+        <w:rPr>
+          <w:b/>
+          <w:bCs/>
+        </w:rPr>
+        <w:t xml:space="preserve">ningún análisis se modifica, se repite con otra configuración ni se descarta porque no mejore el modelo</w:t>
+      </w:r>
+      <w:r>
+        <w:t xml:space="preserve">. Si quitar variables con posible fuga baja el AUC, eso es un resultado, no un error.</w:t>
+      </w:r>
+    </w:p>
+    <w:p>
+      <w:pPr>
         <w:pStyle w:val="Heading2"/>
       </w:pPr>
       <w:r>
@@ -8324,6 +8356,166 @@
                 <w:szCs w:val="19"/>
               </w:rPr>
               <w:t xml:space="preserve">Decisión pendiente: reescribir o no el historial</w:t>
+            </w:r>
+          </w:p>
+        </w:tc>
+      </w:tr>
+      <w:tr>
+        <w:trPr>
+          <w:cantSplit/>
+        </w:trPr>
+        <w:tc>
+          <w:tcPr>
+            <w:tcW w:type="dxa" w:w="649"/>
+            <w:tcBorders>
+              <w:top w:val="single" w:color="D9D9D9" w:sz="4"/>
+              <w:left w:val="single" w:color="D9D9D9" w:sz="4"/>
+              <w:bottom w:val="single" w:color="D9D9D9" w:sz="4"/>
+              <w:right w:val="single" w:color="D9D9D9" w:sz="4"/>
+            </w:tcBorders>
+            <w:shd w:fill="FFFFFF" w:color="auto" w:val="clear"/>
+            <w:tcMar>
+              <w:top w:type="dxa" w:w="70"/>
+              <w:left w:type="dxa" w:w="110"/>
+              <w:bottom w:type="dxa" w:w="70"/>
+              <w:right w:type="dxa" w:w="110"/>
+            </w:tcMar>
+            <w:vAlign w:val="top"/>
+          </w:tcPr>
+          <w:p>
+            <w:pPr>
+              <w:spacing w:after="40" w:line="252"/>
+            </w:pPr>
+            <w:r>
+              <w:rPr>
+                <w:sz w:val="19"/>
+                <w:szCs w:val="19"/>
+              </w:rPr>
+              <w:t xml:space="preserve">I-10</w:t>
+            </w:r>
+          </w:p>
+        </w:tc>
+        <w:tc>
+          <w:tcPr>
+            <w:tcW w:type="dxa" w:w="1112"/>
+            <w:tcBorders>
+              <w:top w:val="single" w:color="D9D9D9" w:sz="4"/>
+              <w:left w:val="single" w:color="D9D9D9" w:sz="4"/>
+              <w:bottom w:val="single" w:color="D9D9D9" w:sz="4"/>
+              <w:right w:val="single" w:color="D9D9D9" w:sz="4"/>
+            </w:tcBorders>
+            <w:shd w:fill="FFFFFF" w:color="auto" w:val="clear"/>
+            <w:tcMar>
+              <w:top w:type="dxa" w:w="70"/>
+              <w:left w:type="dxa" w:w="110"/>
+              <w:bottom w:type="dxa" w:w="70"/>
+              <w:right w:type="dxa" w:w="110"/>
+            </w:tcMar>
+            <w:vAlign w:val="top"/>
+          </w:tcPr>
+          <w:p>
+            <w:pPr>
+              <w:spacing w:after="40" w:line="252"/>
+            </w:pPr>
+            <w:r>
+              <w:rPr>
+                <w:sz w:val="19"/>
+                <w:szCs w:val="19"/>
+              </w:rPr>
+              <w:t xml:space="preserve">Después del 19-10</w:t>
+            </w:r>
+          </w:p>
+        </w:tc>
+        <w:tc>
+          <w:tcPr>
+            <w:tcW w:type="dxa" w:w="3892"/>
+            <w:tcBorders>
+              <w:top w:val="single" w:color="D9D9D9" w:sz="4"/>
+              <w:left w:val="single" w:color="D9D9D9" w:sz="4"/>
+              <w:bottom w:val="single" w:color="D9D9D9" w:sz="4"/>
+              <w:right w:val="single" w:color="D9D9D9" w:sz="4"/>
+            </w:tcBorders>
+            <w:shd w:fill="FFFFFF" w:color="auto" w:val="clear"/>
+            <w:tcMar>
+              <w:top w:type="dxa" w:w="70"/>
+              <w:left w:type="dxa" w:w="110"/>
+              <w:bottom w:type="dxa" w:w="70"/>
+              <w:right w:type="dxa" w:w="110"/>
+            </w:tcMar>
+            <w:vAlign w:val="top"/>
+          </w:tcPr>
+          <w:p>
+            <w:pPr>
+              <w:spacing w:after="40" w:line="252"/>
+            </w:pPr>
+            <w:r>
+              <w:rPr>
+                <w:sz w:val="19"/>
+                <w:szCs w:val="19"/>
+              </w:rPr>
+              <w:t xml:space="preserve">El profesor guía dio su autorización después de conocer los resultados de 2024; la apertura se hizo con la aprobación informada por el estudiante</w:t>
+            </w:r>
+          </w:p>
+        </w:tc>
+        <w:tc>
+          <w:tcPr>
+            <w:tcW w:type="dxa" w:w="1668"/>
+            <w:tcBorders>
+              <w:top w:val="single" w:color="D9D9D9" w:sz="4"/>
+              <w:left w:val="single" w:color="D9D9D9" w:sz="4"/>
+              <w:bottom w:val="single" w:color="D9D9D9" w:sz="4"/>
+              <w:right w:val="single" w:color="D9D9D9" w:sz="4"/>
+            </w:tcBorders>
+            <w:shd w:fill="FFFFFF" w:color="auto" w:val="clear"/>
+            <w:tcMar>
+              <w:top w:type="dxa" w:w="70"/>
+              <w:left w:type="dxa" w:w="110"/>
+              <w:bottom w:type="dxa" w:w="70"/>
+              <w:right w:type="dxa" w:w="110"/>
+            </w:tcMar>
+            <w:vAlign w:val="top"/>
+          </w:tcPr>
+          <w:p>
+            <w:pPr>
+              <w:spacing w:after="40" w:line="252"/>
+            </w:pPr>
+            <w:r>
+              <w:rPr>
+                <w:sz w:val="19"/>
+                <w:szCs w:val="19"/>
+              </w:rPr>
+              <w:t xml:space="preserve">Después</w:t>
+            </w:r>
+          </w:p>
+        </w:tc>
+        <w:tc>
+          <w:tcPr>
+            <w:tcW w:type="dxa" w:w="2039"/>
+            <w:tcBorders>
+              <w:top w:val="single" w:color="D9D9D9" w:sz="4"/>
+              <w:left w:val="single" w:color="D9D9D9" w:sz="4"/>
+              <w:bottom w:val="single" w:color="D9D9D9" w:sz="4"/>
+              <w:right w:val="single" w:color="D9D9D9" w:sz="4"/>
+            </w:tcBorders>
+            <w:shd w:fill="FFFFFF" w:color="auto" w:val="clear"/>
+            <w:tcMar>
+              <w:top w:type="dxa" w:w="70"/>
+              <w:left w:type="dxa" w:w="110"/>
+              <w:bottom w:type="dxa" w:w="70"/>
+              <w:right w:type="dxa" w:w="110"/>
+            </w:tcMar>
+            <w:vAlign w:val="top"/>
+          </w:tcPr>
+          <w:p>
+            <w:pPr>
+              <w:spacing w:after="40" w:line="252"/>
+            </w:pPr>
+            <w:r>
+              <w:rPr>
+                <w:sz w:val="19"/>
+                <w:szCs w:val="19"/>
+              </w:rPr>
+              <w:t xml:space="preserve">No cambia cifras; la constancia es una ratificación posterior</w:t>
             </w:r>
           </w:p>
         </w:tc>

--- a/docs/gobernanza/Etapa0_Gobernanza_para_firma.docx
+++ b/docs/gobernanza/Etapa0_Gobernanza_para_firma.docx
@@ -990,7 +990,7 @@
                 <w:sz w:val="19"/>
                 <w:szCs w:val="19"/>
               </w:rPr>
-              <w:t xml:space="preserve">Registro completo, I-01 a I-10, con evidencia, impacto y medida (Anexo C)</w:t>
+              <w:t xml:space="preserve">Registro completo, I-01 a I-11, con evidencia, impacto y medida (Anexo C)</w:t>
             </w:r>
           </w:p>
         </w:tc>
@@ -1021,7 +1021,7 @@
                 <w:sz w:val="19"/>
                 <w:szCs w:val="19"/>
               </w:rPr>
-              <w:t xml:space="preserve">Que el profesor lo conozca (Parte B); decidir I-09</w:t>
+              <w:t xml:space="preserve">Que el profesor lo conozca (Parte B); decidir I-09 e I-11</w:t>
             </w:r>
           </w:p>
         </w:tc>
@@ -1481,7 +1481,7 @@
         <w:t xml:space="preserve">☐  </w:t>
       </w:r>
       <w:r>
-        <w:t xml:space="preserve">Conozco el registro de incidentes I-01 a I-10 (Anexo C). Entre ellos está la evaluación de un prototipo anterior en 2024, el 27-09-2026 (I-01).</w:t>
+        <w:t xml:space="preserve">Conozco el registro de incidentes I-01 a I-11 (Anexo C). Entre ellos está la evaluación de un prototipo anterior en 2024, el 27-09-2026 (I-01).</w:t>
       </w:r>
     </w:p>
     <w:p>
@@ -8516,6 +8516,166 @@
                 <w:szCs w:val="19"/>
               </w:rPr>
               <w:t xml:space="preserve">No cambia cifras; la constancia es una ratificación posterior</w:t>
+            </w:r>
+          </w:p>
+        </w:tc>
+      </w:tr>
+      <w:tr>
+        <w:trPr>
+          <w:cantSplit/>
+        </w:trPr>
+        <w:tc>
+          <w:tcPr>
+            <w:tcW w:type="dxa" w:w="649"/>
+            <w:tcBorders>
+              <w:top w:val="single" w:color="D9D9D9" w:sz="4"/>
+              <w:left w:val="single" w:color="D9D9D9" w:sz="4"/>
+              <w:bottom w:val="single" w:color="D9D9D9" w:sz="4"/>
+              <w:right w:val="single" w:color="D9D9D9" w:sz="4"/>
+            </w:tcBorders>
+            <w:shd w:fill="F7F7F7" w:color="auto" w:val="clear"/>
+            <w:tcMar>
+              <w:top w:type="dxa" w:w="70"/>
+              <w:left w:type="dxa" w:w="110"/>
+              <w:bottom w:type="dxa" w:w="70"/>
+              <w:right w:type="dxa" w:w="110"/>
+            </w:tcMar>
+            <w:vAlign w:val="top"/>
+          </w:tcPr>
+          <w:p>
+            <w:pPr>
+              <w:spacing w:after="40" w:line="252"/>
+            </w:pPr>
+            <w:r>
+              <w:rPr>
+                <w:sz w:val="19"/>
+                <w:szCs w:val="19"/>
+              </w:rPr>
+              <w:t xml:space="preserve">I-11</w:t>
+            </w:r>
+          </w:p>
+        </w:tc>
+        <w:tc>
+          <w:tcPr>
+            <w:tcW w:type="dxa" w:w="1112"/>
+            <w:tcBorders>
+              <w:top w:val="single" w:color="D9D9D9" w:sz="4"/>
+              <w:left w:val="single" w:color="D9D9D9" w:sz="4"/>
+              <w:bottom w:val="single" w:color="D9D9D9" w:sz="4"/>
+              <w:right w:val="single" w:color="D9D9D9" w:sz="4"/>
+            </w:tcBorders>
+            <w:shd w:fill="F7F7F7" w:color="auto" w:val="clear"/>
+            <w:tcMar>
+              <w:top w:type="dxa" w:w="70"/>
+              <w:left w:type="dxa" w:w="110"/>
+              <w:bottom w:type="dxa" w:w="70"/>
+              <w:right w:type="dxa" w:w="110"/>
+            </w:tcMar>
+            <w:vAlign w:val="top"/>
+          </w:tcPr>
+          <w:p>
+            <w:pPr>
+              <w:spacing w:after="40" w:line="252"/>
+            </w:pPr>
+            <w:r>
+              <w:rPr>
+                <w:sz w:val="19"/>
+                <w:szCs w:val="19"/>
+              </w:rPr>
+              <w:t xml:space="preserve">22-10</w:t>
+            </w:r>
+          </w:p>
+        </w:tc>
+        <w:tc>
+          <w:tcPr>
+            <w:tcW w:type="dxa" w:w="3892"/>
+            <w:tcBorders>
+              <w:top w:val="single" w:color="D9D9D9" w:sz="4"/>
+              <w:left w:val="single" w:color="D9D9D9" w:sz="4"/>
+              <w:bottom w:val="single" w:color="D9D9D9" w:sz="4"/>
+              <w:right w:val="single" w:color="D9D9D9" w:sz="4"/>
+            </w:tcBorders>
+            <w:shd w:fill="F7F7F7" w:color="auto" w:val="clear"/>
+            <w:tcMar>
+              <w:top w:type="dxa" w:w="70"/>
+              <w:left w:type="dxa" w:w="110"/>
+              <w:bottom w:type="dxa" w:w="70"/>
+              <w:right w:type="dxa" w:w="110"/>
+            </w:tcMar>
+            <w:vAlign w:val="top"/>
+          </w:tcPr>
+          <w:p>
+            <w:pPr>
+              <w:spacing w:after="40" w:line="252"/>
+            </w:pPr>
+            <w:r>
+              <w:rPr>
+                <w:sz w:val="19"/>
+                <w:szCs w:val="19"/>
+              </w:rPr>
+              <w:t xml:space="preserve">Conteos nacionales de 1 a 9 reconstruibles por complemento en las tablas por subgrupo de pacientes (F5 2023 y 2024, F6); no son por hospital</w:t>
+            </w:r>
+          </w:p>
+        </w:tc>
+        <w:tc>
+          <w:tcPr>
+            <w:tcW w:type="dxa" w:w="1668"/>
+            <w:tcBorders>
+              <w:top w:val="single" w:color="D9D9D9" w:sz="4"/>
+              <w:left w:val="single" w:color="D9D9D9" w:sz="4"/>
+              <w:bottom w:val="single" w:color="D9D9D9" w:sz="4"/>
+              <w:right w:val="single" w:color="D9D9D9" w:sz="4"/>
+            </w:tcBorders>
+            <w:shd w:fill="F7F7F7" w:color="auto" w:val="clear"/>
+            <w:tcMar>
+              <w:top w:type="dxa" w:w="70"/>
+              <w:left w:type="dxa" w:w="110"/>
+              <w:bottom w:type="dxa" w:w="70"/>
+              <w:right w:type="dxa" w:w="110"/>
+            </w:tcMar>
+            <w:vAlign w:val="top"/>
+          </w:tcPr>
+          <w:p>
+            <w:pPr>
+              <w:spacing w:after="40" w:line="252"/>
+            </w:pPr>
+            <w:r>
+              <w:rPr>
+                <w:sz w:val="19"/>
+                <w:szCs w:val="19"/>
+              </w:rPr>
+              <w:t xml:space="preserve">Después</w:t>
+            </w:r>
+          </w:p>
+        </w:tc>
+        <w:tc>
+          <w:tcPr>
+            <w:tcW w:type="dxa" w:w="2039"/>
+            <w:tcBorders>
+              <w:top w:val="single" w:color="D9D9D9" w:sz="4"/>
+              <w:left w:val="single" w:color="D9D9D9" w:sz="4"/>
+              <w:bottom w:val="single" w:color="D9D9D9" w:sz="4"/>
+              <w:right w:val="single" w:color="D9D9D9" w:sz="4"/>
+            </w:tcBorders>
+            <w:shd w:fill="F7F7F7" w:color="auto" w:val="clear"/>
+            <w:tcMar>
+              <w:top w:type="dxa" w:w="70"/>
+              <w:left w:type="dxa" w:w="110"/>
+              <w:bottom w:type="dxa" w:w="70"/>
+              <w:right w:type="dxa" w:w="110"/>
+            </w:tcMar>
+            <w:vAlign w:val="top"/>
+          </w:tcPr>
+          <w:p>
+            <w:pPr>
+              <w:spacing w:after="40" w:line="252"/>
+            </w:pPr>
+            <w:r>
+              <w:rPr>
+                <w:sz w:val="19"/>
+                <w:szCs w:val="19"/>
+              </w:rPr>
+              <w:t xml:space="preserve">Decisión pendiente: supresión secundaria o declararlo</w:t>
             </w:r>
           </w:p>
         </w:tc>

--- a/docs/gobernanza/Etapa0_Gobernanza_para_firma.docx
+++ b/docs/gobernanza/Etapa0_Gobernanza_para_firma.docx
@@ -1021,7 +1021,7 @@
                 <w:sz w:val="19"/>
                 <w:szCs w:val="19"/>
               </w:rPr>
-              <w:t xml:space="preserve">Que el profesor lo conozca (Parte B); decidir I-09 e I-11</w:t>
+              <w:t xml:space="preserve">Que el profesor lo conozca (Parte B); decidir I-09</w:t>
             </w:r>
           </w:p>
         </w:tc>
@@ -8675,7 +8675,7 @@
                 <w:sz w:val="19"/>
                 <w:szCs w:val="19"/>
               </w:rPr>
-              <w:t xml:space="preserve">Decisión pendiente: supresión secundaria o declararlo</w:t>
+              <w:t xml:space="preserve">Corregido: tablas regeneradas con grupos combinados; historial pendiente (I-09)</w:t>
             </w:r>
           </w:p>
         </w:tc>
